--- a/teaching/syllabus/713SDP.docx
+++ b/teaching/syllabus/713SDP.docx
@@ -82,7 +82,7 @@
           <w:sz w:val="20"/>
           <w:szCs w:val="20"/>
         </w:rPr>
-        <w:t>5</w:t>
+        <w:t>6</w:t>
       </w:r>
       <w:r>
         <w:rPr>
@@ -287,7 +287,7 @@
           <w:sz w:val="20"/>
           <w:szCs w:val="20"/>
         </w:rPr>
-        <w:tab/>
+        <w:t>Class Hours: 2:00 – 3:15 pm, Tu/Th, QBB 102</w:t>
       </w:r>
       <w:r>
         <w:rPr>
@@ -365,6 +365,20 @@
           <w:sz w:val="20"/>
           <w:szCs w:val="20"/>
         </w:rPr>
+        <w:t>Office Hours: by appointment only.</w:t>
+      </w:r>
+      <w:r>
+        <w:rPr>
+          <w:sz w:val="20"/>
+          <w:szCs w:val="20"/>
+        </w:rPr>
+        <w:tab/>
+      </w:r>
+      <w:r>
+        <w:rPr>
+          <w:sz w:val="20"/>
+          <w:szCs w:val="20"/>
+        </w:rPr>
         <w:tab/>
       </w:r>
       <w:r>
@@ -409,6 +423,7 @@
       <w:pPr>
         <w:ind w:left="288"/>
         <w:rPr>
+          <w:i/>
           <w:sz w:val="20"/>
           <w:szCs w:val="20"/>
         </w:rPr>
@@ -440,116 +455,6 @@
           <w:szCs w:val="20"/>
         </w:rPr>
         <w:t>A23</w:t>
-      </w:r>
-    </w:p>
-    <w:p>
-      <w:pPr>
-        <w:ind w:left="288"/>
-        <w:rPr>
-          <w:sz w:val="20"/>
-          <w:szCs w:val="20"/>
-        </w:rPr>
-      </w:pPr>
-      <w:r>
-        <w:rPr>
-          <w:sz w:val="20"/>
-          <w:szCs w:val="20"/>
-        </w:rPr>
-        <w:t xml:space="preserve">Class Hours: 2:00 – 3:15 pm, Tu/Th, </w:t>
-      </w:r>
-      <w:r>
-        <w:rPr>
-          <w:sz w:val="20"/>
-          <w:szCs w:val="20"/>
-        </w:rPr>
-        <w:t>QBB 102</w:t>
-      </w:r>
-      <w:r>
-        <w:rPr>
-          <w:sz w:val="20"/>
-          <w:szCs w:val="20"/>
-        </w:rPr>
-        <w:t xml:space="preserve"> </w:t>
-      </w:r>
-    </w:p>
-    <w:p>
-      <w:pPr>
-        <w:ind w:left="288"/>
-        <w:rPr>
-          <w:i/>
-          <w:sz w:val="20"/>
-          <w:szCs w:val="20"/>
-        </w:rPr>
-      </w:pPr>
-      <w:r>
-        <w:rPr>
-          <w:sz w:val="20"/>
-          <w:szCs w:val="20"/>
-        </w:rPr>
-        <w:t xml:space="preserve">Office </w:t>
-      </w:r>
-      <w:r>
-        <w:rPr>
-          <w:sz w:val="20"/>
-          <w:szCs w:val="20"/>
-        </w:rPr>
-        <w:t>H</w:t>
-      </w:r>
-      <w:r>
-        <w:rPr>
-          <w:sz w:val="20"/>
-          <w:szCs w:val="20"/>
-        </w:rPr>
-        <w:t>ours:</w:t>
-      </w:r>
-      <w:r>
-        <w:rPr>
-          <w:sz w:val="20"/>
-          <w:szCs w:val="20"/>
-        </w:rPr>
-        <w:t xml:space="preserve"> 3:30 – 4:</w:t>
-      </w:r>
-      <w:r>
-        <w:rPr>
-          <w:sz w:val="20"/>
-          <w:szCs w:val="20"/>
-        </w:rPr>
-        <w:t>3</w:t>
-      </w:r>
-      <w:r>
-        <w:rPr>
-          <w:sz w:val="20"/>
-          <w:szCs w:val="20"/>
-        </w:rPr>
-        <w:t>0</w:t>
-      </w:r>
-      <w:r>
-        <w:rPr>
-          <w:sz w:val="20"/>
-          <w:szCs w:val="20"/>
-        </w:rPr>
-        <w:t xml:space="preserve"> pm, Tuesday,</w:t>
-      </w:r>
-      <w:r>
-        <w:rPr>
-          <w:sz w:val="20"/>
-          <w:szCs w:val="20"/>
-        </w:rPr>
-        <w:t xml:space="preserve"> </w:t>
-      </w:r>
-      <w:r>
-        <w:rPr>
-          <w:sz w:val="20"/>
-          <w:szCs w:val="20"/>
-        </w:rPr>
-        <w:t>or</w:t>
-      </w:r>
-      <w:r>
-        <w:rPr>
-          <w:sz w:val="20"/>
-          <w:szCs w:val="20"/>
-        </w:rPr>
-        <w:t xml:space="preserve"> by appointment.</w:t>
       </w:r>
       <w:r>
         <w:rPr>
@@ -591,7 +496,7 @@
     </w:p>
     <w:p>
       <w:pPr>
-        <w:spacing w:after="240"/>
+        <w:spacing w:after="160"/>
         <w:jc w:val="both"/>
         <w:rPr>
           <w:b/>
@@ -661,7 +566,7 @@
     </w:p>
     <w:p>
       <w:pPr>
-        <w:spacing w:after="240"/>
+        <w:spacing w:after="160"/>
         <w:jc w:val="both"/>
         <w:rPr>
           <w:sz w:val="20"/>
@@ -1333,7 +1238,8 @@
           <w:right w:val="nil"/>
           <w:between w:val="nil"/>
         </w:pBdr>
-        <w:spacing w:after="240"/>
+        <w:spacing w:after="160"/>
+        <w:contextualSpacing w:val="0"/>
         <w:jc w:val="both"/>
         <w:rPr>
           <w:color w:val="000000"/>
@@ -1861,7 +1767,7 @@
               <w:rPr>
                 <w:bCs/>
               </w:rPr>
-              <w:t>8</w:t>
+              <w:t>9</w:t>
             </w:r>
             <w:r>
               <w:rPr>
@@ -1873,7 +1779,7 @@
               <w:rPr>
                 <w:bCs/>
               </w:rPr>
-              <w:t>9</w:t>
+              <w:t>10</w:t>
             </w:r>
           </w:p>
         </w:tc>
@@ -1905,6 +1811,12 @@
                 <w:bCs/>
               </w:rPr>
             </w:pPr>
+            <w:r>
+              <w:rPr>
+                <w:bCs/>
+              </w:rPr>
+              <w:t>Assignment 4</w:t>
+            </w:r>
           </w:p>
         </w:tc>
       </w:tr>
@@ -1923,7 +1835,7 @@
               <w:rPr>
                 <w:bCs/>
               </w:rPr>
-              <w:t>9</w:t>
+              <w:t>10</w:t>
             </w:r>
             <w:r>
               <w:rPr>
@@ -1935,7 +1847,13 @@
               <w:rPr>
                 <w:bCs/>
               </w:rPr>
-              <w:t>10</w:t>
+              <w:t>1</w:t>
+            </w:r>
+            <w:r>
+              <w:rPr>
+                <w:bCs/>
+              </w:rPr>
+              <w:t>1</w:t>
             </w:r>
           </w:p>
         </w:tc>
@@ -1972,7 +1890,13 @@
               <w:rPr>
                 <w:bCs/>
               </w:rPr>
-              <w:t>Assignment 4</w:t>
+              <w:t xml:space="preserve">Assignment </w:t>
+            </w:r>
+            <w:r>
+              <w:rPr>
+                <w:bCs/>
+              </w:rPr>
+              <w:t>5</w:t>
             </w:r>
           </w:p>
         </w:tc>
@@ -1998,25 +1922,25 @@
               <w:rPr>
                 <w:bCs/>
               </w:rPr>
+              <w:t>2</w:t>
+            </w:r>
+            <w:r>
+              <w:rPr>
+                <w:bCs/>
+              </w:rPr>
+              <w:t>-</w:t>
+            </w:r>
+            <w:r>
+              <w:rPr>
+                <w:bCs/>
+              </w:rPr>
               <w:t>1</w:t>
             </w:r>
             <w:r>
               <w:rPr>
                 <w:bCs/>
               </w:rPr>
-              <w:t>-</w:t>
-            </w:r>
-            <w:r>
-              <w:rPr>
-                <w:bCs/>
-              </w:rPr>
-              <w:t>1</w:t>
-            </w:r>
-            <w:r>
-              <w:rPr>
-                <w:bCs/>
-              </w:rPr>
-              <w:t>2</w:t>
+              <w:t>3</w:t>
             </w:r>
           </w:p>
         </w:tc>
@@ -2052,7 +1976,13 @@
               <w:rPr>
                 <w:bCs/>
               </w:rPr>
-              <w:t>Assignment 5</w:t>
+              <w:t xml:space="preserve">Assignment </w:t>
+            </w:r>
+            <w:r>
+              <w:rPr>
+                <w:bCs/>
+              </w:rPr>
+              <w:t>6</w:t>
             </w:r>
             <w:r>
               <w:rPr>
@@ -2084,7 +2014,7 @@
               <w:rPr>
                 <w:bCs/>
               </w:rPr>
-              <w:t>3</w:t>
+              <w:t>4</w:t>
             </w:r>
             <w:r>
               <w:rPr>
@@ -2096,7 +2026,7 @@
               <w:rPr>
                 <w:bCs/>
               </w:rPr>
-              <w:t>4</w:t>
+              <w:t>5</w:t>
             </w:r>
           </w:p>
         </w:tc>
@@ -2144,92 +2074,6 @@
               <w:rPr>
                 <w:bCs/>
               </w:rPr>
-              <w:t>6</w:t>
-            </w:r>
-          </w:p>
-        </w:tc>
-      </w:tr>
-      <w:tr>
-        <w:tc>
-          <w:tcPr>
-            <w:tcW w:w="705" w:type="dxa"/>
-          </w:tcPr>
-          <w:p>
-            <w:pPr>
-              <w:rPr>
-                <w:bCs/>
-              </w:rPr>
-            </w:pPr>
-            <w:r>
-              <w:rPr>
-                <w:bCs/>
-              </w:rPr>
-              <w:t>1</w:t>
-            </w:r>
-            <w:r>
-              <w:rPr>
-                <w:bCs/>
-              </w:rPr>
-              <w:t>4</w:t>
-            </w:r>
-            <w:r>
-              <w:rPr>
-                <w:bCs/>
-              </w:rPr>
-              <w:t>-1</w:t>
-            </w:r>
-            <w:r>
-              <w:rPr>
-                <w:bCs/>
-              </w:rPr>
-              <w:t>5</w:t>
-            </w:r>
-          </w:p>
-        </w:tc>
-        <w:tc>
-          <w:tcPr>
-            <w:tcW w:w="4785" w:type="dxa"/>
-          </w:tcPr>
-          <w:p>
-            <w:pPr>
-              <w:rPr>
-                <w:bCs/>
-              </w:rPr>
-            </w:pPr>
-            <w:r>
-              <w:rPr>
-                <w:bCs/>
-              </w:rPr>
-              <w:t>Software Maintenance</w:t>
-            </w:r>
-            <w:r>
-              <w:rPr>
-                <w:bCs/>
-              </w:rPr>
-              <w:t xml:space="preserve"> and Evolution</w:t>
-            </w:r>
-          </w:p>
-        </w:tc>
-        <w:tc>
-          <w:tcPr>
-            <w:tcW w:w="2790" w:type="dxa"/>
-          </w:tcPr>
-          <w:p>
-            <w:pPr>
-              <w:rPr>
-                <w:bCs/>
-              </w:rPr>
-            </w:pPr>
-            <w:r>
-              <w:rPr>
-                <w:bCs/>
-              </w:rPr>
-              <w:t xml:space="preserve">Assignment </w:t>
-            </w:r>
-            <w:r>
-              <w:rPr>
-                <w:bCs/>
-              </w:rPr>
               <w:t>7</w:t>
             </w:r>
           </w:p>
@@ -2274,15 +2118,7 @@
           <w:sz w:val="20"/>
           <w:szCs w:val="20"/>
         </w:rPr>
-        <w:t xml:space="preserve">Lectures will be delivered mainly using Google Slides, which will be available to students. The slides are detailed and will serve as course notes. Various other digital supplementary materials, such as literature and reports, will be </w:t>
-      </w:r>
-      <w:r>
-        <w:rPr>
-          <w:sz w:val="20"/>
-          <w:szCs w:val="20"/>
-        </w:rPr>
-        <w:lastRenderedPageBreak/>
-        <w:t>available to students. Students are expected to study these materials</w:t>
+        <w:t>Lectures will be delivered mainly using Google Slides, which will be available to students. The slides are detailed and will serve as course notes. Various other digital supplementary materials, such as literature and reports, will be available to students. Students are expected to study these materials</w:t>
       </w:r>
       <w:r>
         <w:rPr>
@@ -2385,7 +2221,7 @@
           <w:ilvl w:val="0"/>
           <w:numId w:val="5"/>
         </w:numPr>
-        <w:spacing w:after="240"/>
+        <w:spacing w:after="160"/>
         <w:contextualSpacing w:val="0"/>
         <w:jc w:val="both"/>
         <w:rPr>
@@ -2398,6 +2234,7 @@
           <w:sz w:val="20"/>
           <w:szCs w:val="20"/>
         </w:rPr>
+        <w:lastRenderedPageBreak/>
         <w:t xml:space="preserve">This course is designed to cover both theoretical and practical aspects of </w:t>
       </w:r>
       <w:r>
@@ -2487,7 +2324,7 @@
           <w:tab w:val="left" w:pos="13740"/>
           <w:tab w:val="left" w:pos="14656"/>
         </w:tabs>
-        <w:contextualSpacing/>
+        <w:spacing w:after="160"/>
         <w:jc w:val="both"/>
         <w:rPr>
           <w:color w:val="000000"/>
@@ -2501,197 +2338,7 @@
           <w:sz w:val="20"/>
           <w:szCs w:val="20"/>
         </w:rPr>
-        <w:t>This course does not have a required textbook. The material is drawn from several books and research papers, which are listed on the final slide of each chapter. The primary references include:</w:t>
-      </w:r>
-      <w:r>
-        <w:rPr>
-          <w:color w:val="000000"/>
-          <w:sz w:val="20"/>
-          <w:szCs w:val="20"/>
-        </w:rPr>
-        <w:t xml:space="preserve"> </w:t>
-      </w:r>
-      <w:r>
-        <w:rPr>
-          <w:color w:val="000000"/>
-          <w:sz w:val="20"/>
-          <w:szCs w:val="20"/>
-        </w:rPr>
-        <w:t xml:space="preserve"> </w:t>
-      </w:r>
-    </w:p>
-    <w:p>
-      <w:pPr>
-        <w:pStyle w:val="ListParagraph"/>
-        <w:numPr>
-          <w:ilvl w:val="0"/>
-          <w:numId w:val="6"/>
-        </w:numPr>
-        <w:pBdr>
-          <w:top w:val="nil"/>
-          <w:left w:val="nil"/>
-          <w:bottom w:val="nil"/>
-          <w:right w:val="nil"/>
-          <w:between w:val="nil"/>
-        </w:pBdr>
-        <w:tabs>
-          <w:tab w:val="left" w:pos="916"/>
-          <w:tab w:val="left" w:pos="1832"/>
-          <w:tab w:val="left" w:pos="2748"/>
-          <w:tab w:val="left" w:pos="3664"/>
-          <w:tab w:val="left" w:pos="4580"/>
-          <w:tab w:val="left" w:pos="5496"/>
-          <w:tab w:val="left" w:pos="6412"/>
-          <w:tab w:val="left" w:pos="7328"/>
-          <w:tab w:val="left" w:pos="8244"/>
-          <w:tab w:val="left" w:pos="9160"/>
-          <w:tab w:val="left" w:pos="10076"/>
-          <w:tab w:val="left" w:pos="10992"/>
-          <w:tab w:val="left" w:pos="11908"/>
-          <w:tab w:val="left" w:pos="12824"/>
-          <w:tab w:val="left" w:pos="13740"/>
-          <w:tab w:val="left" w:pos="14656"/>
-        </w:tabs>
-        <w:spacing w:after="240"/>
-        <w:jc w:val="both"/>
-        <w:rPr>
-          <w:color w:val="000000"/>
-          <w:sz w:val="20"/>
-          <w:szCs w:val="20"/>
-        </w:rPr>
-      </w:pPr>
-      <w:r>
-        <w:rPr>
-          <w:color w:val="000000"/>
-          <w:sz w:val="20"/>
-          <w:szCs w:val="20"/>
-        </w:rPr>
-        <w:t xml:space="preserve">Pressman, Roger S. and Bruce R. Maxim, Software Engineering </w:t>
-      </w:r>
-      <w:proofErr w:type="gramStart"/>
-      <w:r>
-        <w:rPr>
-          <w:color w:val="000000"/>
-          <w:sz w:val="20"/>
-          <w:szCs w:val="20"/>
-        </w:rPr>
-        <w:t>A</w:t>
-      </w:r>
-      <w:proofErr w:type="gramEnd"/>
-      <w:r>
-        <w:rPr>
-          <w:color w:val="000000"/>
-          <w:sz w:val="20"/>
-          <w:szCs w:val="20"/>
-        </w:rPr>
-        <w:t xml:space="preserve"> Practitioner’s Approach, eighth edition, McGraw Hill, 2015, New York, ISBN: 978-0-0780-0.-2212</w:t>
-      </w:r>
-    </w:p>
-    <w:p>
-      <w:pPr>
-        <w:pStyle w:val="ListParagraph"/>
-        <w:numPr>
-          <w:ilvl w:val="0"/>
-          <w:numId w:val="6"/>
-        </w:numPr>
-        <w:pBdr>
-          <w:top w:val="nil"/>
-          <w:left w:val="nil"/>
-          <w:bottom w:val="nil"/>
-          <w:right w:val="nil"/>
-          <w:between w:val="nil"/>
-        </w:pBdr>
-        <w:tabs>
-          <w:tab w:val="left" w:pos="916"/>
-          <w:tab w:val="left" w:pos="1832"/>
-          <w:tab w:val="left" w:pos="2748"/>
-          <w:tab w:val="left" w:pos="3664"/>
-          <w:tab w:val="left" w:pos="4580"/>
-          <w:tab w:val="left" w:pos="5496"/>
-          <w:tab w:val="left" w:pos="6412"/>
-          <w:tab w:val="left" w:pos="7328"/>
-          <w:tab w:val="left" w:pos="8244"/>
-          <w:tab w:val="left" w:pos="9160"/>
-          <w:tab w:val="left" w:pos="10076"/>
-          <w:tab w:val="left" w:pos="10992"/>
-          <w:tab w:val="left" w:pos="11908"/>
-          <w:tab w:val="left" w:pos="12824"/>
-          <w:tab w:val="left" w:pos="13740"/>
-          <w:tab w:val="left" w:pos="14656"/>
-        </w:tabs>
-        <w:spacing w:after="240"/>
-        <w:jc w:val="both"/>
-        <w:rPr>
-          <w:color w:val="000000"/>
-          <w:sz w:val="20"/>
-          <w:szCs w:val="20"/>
-        </w:rPr>
-      </w:pPr>
-      <w:r>
-        <w:rPr>
-          <w:color w:val="000000"/>
-          <w:sz w:val="20"/>
-          <w:szCs w:val="20"/>
-        </w:rPr>
-        <w:t>Wright</w:t>
-      </w:r>
-      <w:r>
-        <w:rPr>
-          <w:color w:val="000000"/>
-          <w:sz w:val="20"/>
-          <w:szCs w:val="20"/>
-        </w:rPr>
-        <w:t>, Hyrum. Software Engineering at Google, 2020.</w:t>
-      </w:r>
-    </w:p>
-    <w:p>
-      <w:pPr>
-        <w:pStyle w:val="ListParagraph"/>
-        <w:numPr>
-          <w:ilvl w:val="0"/>
-          <w:numId w:val="6"/>
-        </w:numPr>
-        <w:pBdr>
-          <w:top w:val="nil"/>
-          <w:left w:val="nil"/>
-          <w:bottom w:val="nil"/>
-          <w:right w:val="nil"/>
-          <w:between w:val="nil"/>
-        </w:pBdr>
-        <w:tabs>
-          <w:tab w:val="left" w:pos="916"/>
-          <w:tab w:val="left" w:pos="1832"/>
-          <w:tab w:val="left" w:pos="2748"/>
-          <w:tab w:val="left" w:pos="3664"/>
-          <w:tab w:val="left" w:pos="4580"/>
-          <w:tab w:val="left" w:pos="5496"/>
-          <w:tab w:val="left" w:pos="6412"/>
-          <w:tab w:val="left" w:pos="7328"/>
-          <w:tab w:val="left" w:pos="8244"/>
-          <w:tab w:val="left" w:pos="9160"/>
-          <w:tab w:val="left" w:pos="10076"/>
-          <w:tab w:val="left" w:pos="10992"/>
-          <w:tab w:val="left" w:pos="11908"/>
-          <w:tab w:val="left" w:pos="12824"/>
-          <w:tab w:val="left" w:pos="13740"/>
-          <w:tab w:val="left" w:pos="14656"/>
-        </w:tabs>
-        <w:spacing w:after="240"/>
-        <w:contextualSpacing w:val="0"/>
-        <w:jc w:val="both"/>
-        <w:rPr>
-          <w:color w:val="000000"/>
-          <w:sz w:val="20"/>
-          <w:szCs w:val="20"/>
-        </w:rPr>
-      </w:pPr>
-      <w:r>
-        <w:rPr>
-          <w:color w:val="000000"/>
-          <w:sz w:val="20"/>
-          <w:szCs w:val="20"/>
-        </w:rPr>
-        <w:t>Pfleeger, Shari Lawrence and Joanne M. Atlee, Software Engineering: Theory and Practice, fourth edition, Prentice Hall, New York, 2010, ISBN: 978-0-13-606169-4.</w:t>
+        <w:t xml:space="preserve">This course does not have a required textbook. The material is drawn from several books and research papers, which are listed on the final slide of each chapter. </w:t>
       </w:r>
     </w:p>
     <w:p>
@@ -2724,7 +2371,7 @@
           <w:right w:val="nil"/>
           <w:between w:val="nil"/>
         </w:pBdr>
-        <w:spacing w:after="240"/>
+        <w:spacing w:after="160"/>
         <w:jc w:val="both"/>
         <w:rPr>
           <w:color w:val="000000"/>
@@ -2939,7 +2586,7 @@
           <w:right w:val="nil"/>
           <w:between w:val="nil"/>
         </w:pBdr>
-        <w:spacing w:after="240"/>
+        <w:spacing w:after="160"/>
         <w:rPr>
           <w:b/>
           <w:color w:val="000000"/>
@@ -3150,7 +2797,7 @@
     </w:p>
     <w:p>
       <w:pPr>
-        <w:spacing w:after="240"/>
+        <w:spacing w:after="160"/>
         <w:jc w:val="both"/>
         <w:rPr>
           <w:sz w:val="20"/>
@@ -3171,31 +2818,48 @@
         </w:rPr>
         <w:t xml:space="preserve"> </w:t>
       </w:r>
+    </w:p>
+    <w:p>
+      <w:pPr>
+        <w:jc w:val="both"/>
+        <w:rPr>
+          <w:b/>
+          <w:sz w:val="20"/>
+          <w:szCs w:val="20"/>
+        </w:rPr>
+      </w:pPr>
+      <w:r>
+        <w:rPr>
+          <w:b/>
+          <w:sz w:val="20"/>
+          <w:szCs w:val="20"/>
+        </w:rPr>
+        <w:t>Attendance</w:t>
+      </w:r>
+    </w:p>
+    <w:p>
+      <w:pPr>
+        <w:spacing w:after="160"/>
+        <w:jc w:val="both"/>
+        <w:rPr>
+          <w:sz w:val="20"/>
+          <w:szCs w:val="20"/>
+        </w:rPr>
+      </w:pPr>
+      <w:r>
+        <w:rPr>
+          <w:sz w:val="20"/>
+          <w:szCs w:val="20"/>
+        </w:rPr>
+        <w:t xml:space="preserve">According to NDSU Policy 333 (www.ndsu.edu/fileadmin/policy/333.pdf), attendance in classes is expected.  </w:t>
+      </w:r>
       <w:r>
         <w:rPr>
           <w:color w:val="FF0000"/>
           <w:sz w:val="20"/>
           <w:szCs w:val="20"/>
         </w:rPr>
-        <w:t xml:space="preserve">Use of LLMs (e.g., </w:t>
-      </w:r>
-      <w:proofErr w:type="spellStart"/>
-      <w:r>
-        <w:rPr>
-          <w:color w:val="FF0000"/>
-          <w:sz w:val="20"/>
-          <w:szCs w:val="20"/>
-        </w:rPr>
-        <w:t>ChatGPT</w:t>
-      </w:r>
-      <w:proofErr w:type="spellEnd"/>
-      <w:r>
-        <w:rPr>
-          <w:color w:val="FF0000"/>
-          <w:sz w:val="20"/>
-          <w:szCs w:val="20"/>
-        </w:rPr>
-        <w:t xml:space="preserve">) to complete assignments, unless explicitly permitted, will result in a grade of </w:t>
+        <w:t xml:space="preserve">Students will receive an </w:t>
       </w:r>
       <w:r>
         <w:rPr>
@@ -3213,42 +2877,7 @@
           <w:sz w:val="20"/>
           <w:szCs w:val="20"/>
         </w:rPr>
-        <w:t xml:space="preserve"> for the assignment or the course.</w:t>
-      </w:r>
-    </w:p>
-    <w:p>
-      <w:pPr>
-        <w:jc w:val="both"/>
-        <w:rPr>
-          <w:b/>
-          <w:sz w:val="20"/>
-          <w:szCs w:val="20"/>
-        </w:rPr>
-      </w:pPr>
-      <w:r>
-        <w:rPr>
-          <w:b/>
-          <w:sz w:val="20"/>
-          <w:szCs w:val="20"/>
-        </w:rPr>
-        <w:t>Attendance</w:t>
-      </w:r>
-    </w:p>
-    <w:p>
-      <w:pPr>
-        <w:spacing w:after="240"/>
-        <w:jc w:val="both"/>
-        <w:rPr>
-          <w:sz w:val="20"/>
-          <w:szCs w:val="20"/>
-        </w:rPr>
-      </w:pPr>
-      <w:r>
-        <w:rPr>
-          <w:sz w:val="20"/>
-          <w:szCs w:val="20"/>
-        </w:rPr>
-        <w:t xml:space="preserve">According to NDSU Policy 333 (www.ndsu.edu/fileadmin/policy/333.pdf), attendance in classes is expected.  </w:t>
+        <w:t xml:space="preserve"> grade if they miss more than </w:t>
       </w:r>
       <w:r>
         <w:rPr>
@@ -3256,33 +2885,7 @@
           <w:sz w:val="20"/>
           <w:szCs w:val="20"/>
         </w:rPr>
-        <w:t xml:space="preserve">Students will receive an </w:t>
-      </w:r>
-      <w:r>
-        <w:rPr>
-          <w:b/>
-          <w:bCs/>
-          <w:color w:val="FF0000"/>
-          <w:sz w:val="20"/>
-          <w:szCs w:val="20"/>
-        </w:rPr>
-        <w:t>F</w:t>
-      </w:r>
-      <w:r>
-        <w:rPr>
-          <w:color w:val="FF0000"/>
-          <w:sz w:val="20"/>
-          <w:szCs w:val="20"/>
-        </w:rPr>
-        <w:t xml:space="preserve"> grade if they miss more than </w:t>
-      </w:r>
-      <w:r>
-        <w:rPr>
-          <w:color w:val="FF0000"/>
-          <w:sz w:val="20"/>
-          <w:szCs w:val="20"/>
-        </w:rPr>
-        <w:t>six</w:t>
+        <w:t>four</w:t>
       </w:r>
       <w:r>
         <w:rPr>
@@ -3336,10 +2939,11 @@
     </w:p>
     <w:p>
       <w:pPr>
-        <w:spacing w:after="240"/>
+        <w:spacing w:after="160"/>
         <w:jc w:val="both"/>
         <w:rPr>
           <w:b/>
+          <w:color w:val="000000"/>
           <w:sz w:val="20"/>
           <w:szCs w:val="20"/>
         </w:rPr>
@@ -3387,50 +2991,13 @@
           <w:szCs w:val="20"/>
         </w:rPr>
       </w:pPr>
-    </w:p>
-    <w:p>
-      <w:pPr>
-        <w:pBdr>
-          <w:top w:val="nil"/>
-          <w:left w:val="nil"/>
-          <w:bottom w:val="nil"/>
-          <w:right w:val="nil"/>
-          <w:between w:val="nil"/>
-        </w:pBdr>
-        <w:ind w:left="360" w:hanging="360"/>
+      <w:r>
         <w:rPr>
           <w:b/>
           <w:color w:val="000000"/>
           <w:sz w:val="20"/>
           <w:szCs w:val="20"/>
         </w:rPr>
-      </w:pPr>
-    </w:p>
-    <w:p>
-      <w:pPr>
-        <w:pBdr>
-          <w:top w:val="nil"/>
-          <w:left w:val="nil"/>
-          <w:bottom w:val="nil"/>
-          <w:right w:val="nil"/>
-          <w:between w:val="nil"/>
-        </w:pBdr>
-        <w:ind w:left="360" w:hanging="360"/>
-        <w:rPr>
-          <w:b/>
-          <w:color w:val="000000"/>
-          <w:sz w:val="20"/>
-          <w:szCs w:val="20"/>
-        </w:rPr>
-      </w:pPr>
-      <w:r>
-        <w:rPr>
-          <w:b/>
-          <w:color w:val="000000"/>
-          <w:sz w:val="20"/>
-          <w:szCs w:val="20"/>
-        </w:rPr>
-        <w:lastRenderedPageBreak/>
         <w:t>Family Educational Rights and Privacy Act (FERPA)</w:t>
       </w:r>
     </w:p>
@@ -3446,8 +3013,6 @@
         <w:spacing w:after="160"/>
         <w:jc w:val="both"/>
         <w:rPr>
-          <w:b/>
-          <w:color w:val="000000"/>
           <w:sz w:val="20"/>
           <w:szCs w:val="20"/>
         </w:rPr>
@@ -3476,6 +3041,97 @@
           <w:szCs w:val="20"/>
         </w:rPr>
         <w:t xml:space="preserve"> ).</w:t>
+      </w:r>
+    </w:p>
+    <w:p>
+      <w:pPr>
+        <w:pBdr>
+          <w:top w:val="nil"/>
+          <w:left w:val="nil"/>
+          <w:bottom w:val="nil"/>
+          <w:right w:val="nil"/>
+          <w:between w:val="nil"/>
+        </w:pBdr>
+        <w:jc w:val="both"/>
+        <w:rPr>
+          <w:b/>
+          <w:color w:val="000000"/>
+          <w:sz w:val="20"/>
+          <w:szCs w:val="20"/>
+        </w:rPr>
+      </w:pPr>
+      <w:r>
+        <w:rPr>
+          <w:b/>
+          <w:color w:val="000000"/>
+          <w:sz w:val="20"/>
+          <w:szCs w:val="20"/>
+        </w:rPr>
+        <w:t>Generative Artificial Intelligence Statement</w:t>
+      </w:r>
+    </w:p>
+    <w:p>
+      <w:pPr>
+        <w:pBdr>
+          <w:top w:val="nil"/>
+          <w:left w:val="nil"/>
+          <w:bottom w:val="nil"/>
+          <w:right w:val="nil"/>
+          <w:between w:val="nil"/>
+        </w:pBdr>
+        <w:spacing w:after="160"/>
+        <w:jc w:val="both"/>
+        <w:rPr>
+          <w:b/>
+          <w:color w:val="000000"/>
+          <w:sz w:val="20"/>
+          <w:szCs w:val="20"/>
+        </w:rPr>
+      </w:pPr>
+      <w:r>
+        <w:rPr>
+          <w:bCs/>
+          <w:color w:val="000000"/>
+          <w:sz w:val="20"/>
+          <w:szCs w:val="20"/>
+        </w:rPr>
+        <w:t>Students may not use generative AI tools to complete course assignments, projects, or other coursework unless explicitly</w:t>
+      </w:r>
+      <w:r>
+        <w:rPr>
+          <w:bCs/>
+          <w:color w:val="000000"/>
+          <w:sz w:val="20"/>
+          <w:szCs w:val="20"/>
+        </w:rPr>
+        <w:t xml:space="preserve"> </w:t>
+      </w:r>
+      <w:r>
+        <w:rPr>
+          <w:bCs/>
+          <w:color w:val="000000"/>
+          <w:sz w:val="20"/>
+          <w:szCs w:val="20"/>
+        </w:rPr>
+        <w:t>instructed or permitted by the instructor. The instructor may use generative AI tools for instructional purposes, including</w:t>
+      </w:r>
+      <w:r>
+        <w:rPr>
+          <w:bCs/>
+          <w:color w:val="000000"/>
+          <w:sz w:val="20"/>
+          <w:szCs w:val="20"/>
+        </w:rPr>
+        <w:t xml:space="preserve"> </w:t>
+      </w:r>
+      <w:r>
+        <w:rPr>
+          <w:bCs/>
+          <w:color w:val="000000"/>
+          <w:sz w:val="20"/>
+          <w:szCs w:val="20"/>
+        </w:rPr>
+        <w:t>demonstrating their capabilities, limitations, and appropriate use in mobile software engineering.</w:t>
       </w:r>
     </w:p>
     <w:p>
